--- a/constitucion_sas_nova_bienestar/docx/01_Documento_privado_de_constitucion_NOVA_BIENESTAR_INTEGRAL_SAS.docx
+++ b/constitucion_sas_nova_bienestar/docx/01_Documento_privado_de_constitucion_NOVA_BIENESTAR_INTEGRAL_SAS.docx
@@ -1210,13 +1210,15 @@
         <w:jc w:val="center"/>
         <w:tblLayout w:type="fixed"/>
         <w:tblLook w:firstColumn="1" w:firstRow="1" w:lastColumn="0" w:lastRow="0" w:noHBand="0" w:noVBand="1" w:val="04A0"/>
+        <w:tblW w:w="9123" w:type="dxa"/>
+        <w:tblLayout w:type="fixed"/>
       </w:tblPr>
       <w:tblGrid>
-        <w:gridCol w:w="1824"/>
-        <w:gridCol w:w="1824"/>
-        <w:gridCol w:w="1824"/>
-        <w:gridCol w:w="1824"/>
-        <w:gridCol w:w="1824"/>
+        <w:gridCol w:w="2737"/>
+        <w:gridCol w:w="1551"/>
+        <w:gridCol w:w="1642"/>
+        <w:gridCol w:w="1642"/>
+        <w:gridCol w:w="1551"/>
       </w:tblGrid>
       <w:tr>
         <w:tc>
@@ -1779,12 +1781,14 @@
         <w:jc w:val="center"/>
         <w:tblLayout w:type="fixed"/>
         <w:tblLook w:firstColumn="1" w:firstRow="1" w:lastColumn="0" w:lastRow="0" w:noHBand="0" w:noVBand="1" w:val="04A0"/>
+        <w:tblW w:w="9122" w:type="dxa"/>
+        <w:tblLayout w:type="fixed"/>
       </w:tblPr>
       <w:tblGrid>
-        <w:gridCol w:w="2280"/>
-        <w:gridCol w:w="2280"/>
-        <w:gridCol w:w="2280"/>
-        <w:gridCol w:w="2280"/>
+        <w:gridCol w:w="3101"/>
+        <w:gridCol w:w="2007"/>
+        <w:gridCol w:w="2007"/>
+        <w:gridCol w:w="2007"/>
       </w:tblGrid>
       <w:tr>
         <w:tc>
@@ -6475,11 +6479,13 @@
         <w:jc w:val="center"/>
         <w:tblLayout w:type="fixed"/>
         <w:tblLook w:firstColumn="1" w:firstRow="1" w:lastColumn="0" w:lastRow="0" w:noHBand="0" w:noVBand="1" w:val="04A0"/>
+        <w:tblW w:w="9122" w:type="dxa"/>
+        <w:tblLayout w:type="fixed"/>
       </w:tblPr>
       <w:tblGrid>
-        <w:gridCol w:w="3041"/>
-        <w:gridCol w:w="3041"/>
-        <w:gridCol w:w="3041"/>
+        <w:gridCol w:w="3101"/>
+        <w:gridCol w:w="4014"/>
+        <w:gridCol w:w="2007"/>
       </w:tblGrid>
       <w:tr>
         <w:tc>

--- a/constitucion_sas_nova_bienestar/docx/01_Documento_privado_de_constitucion_NOVA_BIENESTAR_INTEGRAL_SAS.docx
+++ b/constitucion_sas_nova_bienestar/docx/01_Documento_privado_de_constitucion_NOVA_BIENESTAR_INTEGRAL_SAS.docx
@@ -2316,7 +2316,7 @@
           <w:i w:val="0"/>
           <w:u w:val="none"/>
         </w:rPr>
-        <w:t>, y confieren a su titular los derechos previstos en el artículo 379 del Código de Comercio, a saber: participar en las deliberaciones de la asamblea general de accionistas y votar en ella; percibir una parte proporcional de los beneficios sociales establecidos en los estados financieros de fin de ejercicio; negociar libremente las acciones con las limitaciones establecidas en estos estatutos; inspeccionar libremente los libros y papeles sociales dentro de los cinco (5) días hábiles anteriores a las reuniones de la asamblea en que se examinen los estados financieros de fin de ejercicio; y recibir una parte proporcional de los activos sociales al tiempo de la liquidación.</w:t>
+        <w:t>, y confieren a su titular los derechos previstos en el artículo 379 del Código de Comercio, a saber: participar en las deliberaciones de la asamblea general de accionistas y votar en ella; percibir una parte proporcional de los beneficios sociales establecidos en los estados financieros de fin de ejercicio; negociar libremente las acciones con las limitaciones establecidas en estos estatutos; inspeccionar libremente los libros y papeles sociales en los términos y plazos previstos en el artículo 31 de estos estatutos; y recibir una parte proporcional de los activos sociales al tiempo de la liquidación.</w:t>
       </w:r>
     </w:p>
     <w:p>
@@ -2895,7 +2895,7 @@
           <w:i w:val="0"/>
           <w:u w:val="none"/>
         </w:rPr>
-        <w:t>setenta por ciento (70 %) de las acciones suscritas</w:t>
+        <w:t>setenta por ciento (70 %) de las acciones suscritas restantes</w:t>
       </w:r>
       <w:r>
         <w:rPr>
@@ -2904,7 +2904,7 @@
           <w:i w:val="0"/>
           <w:u w:val="none"/>
         </w:rPr>
-        <w:t xml:space="preserve">, excluido el voto del enajenante. Esta restricción tendrá una vigencia de </w:t>
+        <w:t xml:space="preserve">, esto es, excluidas del cómputo tanto el voto como las acciones del enajenante. Esta restricción tendrá una vigencia de </w:t>
       </w:r>
       <w:r>
         <w:rPr>
@@ -3004,7 +3004,7 @@
           <w:i w:val="0"/>
           <w:u w:val="none"/>
         </w:rPr>
-        <w:t xml:space="preserve"> de la sociedad accionista, caso en el cual el reembolso de su participación se hará conforme al procedimiento previsto en el artículo 39 de la Ley 1258 de 2008. La omisión del deber de información dará lugar, además, a una </w:t>
+        <w:t xml:space="preserve"> de la sociedad accionista, con la mayoría y la base de cómputo previstas en el artículo 39 de estos estatutos, caso en el cual el reembolso de su participación se hará conforme al procedimiento previsto en el artículo 39 de la Ley 1258 de 2008. La omisión del deber de información dará lugar, además, a una </w:t>
       </w:r>
       <w:r>
         <w:rPr>
@@ -3548,7 +3548,7 @@
           <w:i w:val="0"/>
           <w:u w:val="none"/>
         </w:rPr>
-        <w:t>, sin necesidad de convocatoria previa, cuando se encuentre presente o debidamente representada la totalidad de las acciones suscritas, en cualquier lugar del territorio nacional o del exterior.</w:t>
+        <w:t>, sin necesidad de convocatoria previa, cuando se encuentre presente o debidamente representada la totalidad de las acciones suscritas, en cualquier lugar del territorio nacional o del exterior, conforme al artículo 426 del Código de Comercio.</w:t>
       </w:r>
     </w:p>
     <w:p>
@@ -4608,7 +4608,7 @@
           <w:i w:val="0"/>
           <w:u w:val="none"/>
         </w:rPr>
-        <w:t>quinientos (500) salarios mínimos legales mensuales vigentes</w:t>
+        <w:t>cien (100) salarios mínimos legales mensuales vigentes</w:t>
       </w:r>
       <w:r>
         <w:rPr>
@@ -5142,6 +5142,24 @@
           <w:i w:val="0"/>
           <w:u w:val="none"/>
         </w:rPr>
+        <w:t>quince (15) días hábiles</w:t>
+      </w:r>
+      <w:r>
+        <w:rPr>
+          <w:rFonts w:ascii="Times New Roman" w:hAnsi="Times New Roman"/>
+          <w:b w:val="0"/>
+          <w:i w:val="0"/>
+          <w:u w:val="none"/>
+        </w:rPr>
+        <w:t xml:space="preserve"> anteriores a la reunión de la asamblea general de accionistas en que se examinen los estados financieros de fin de ejercicio o se considere una transformación, fusión o escisión —término que coincide con el de la convocatoria previsto en el parágrafo primero del artículo 20 de estos estatutos— y durante los </w:t>
+      </w:r>
+      <w:r>
+        <w:rPr>
+          <w:rFonts w:ascii="Times New Roman" w:hAnsi="Times New Roman"/>
+          <w:b/>
+          <w:i w:val="0"/>
+          <w:u w:val="none"/>
+        </w:rPr>
         <w:t>cinco (5) días hábiles</w:t>
       </w:r>
       <w:r>
@@ -5151,7 +5169,7 @@
           <w:i w:val="0"/>
           <w:u w:val="none"/>
         </w:rPr>
-        <w:t xml:space="preserve"> anteriores a la reunión de la asamblea general de accionistas en que se examinen los estados financieros de fin de ejercicio, salvo el término ampliado previsto en el parágrafo primero del artículo 20 de estos estatutos. El ejercicio de este derecho se sujetará a las reglas del artículo 48 de la Ley 222 de 1995 y no podrá extenderse a documentos que versen sobre secretos industriales o cuya divulgación pueda ser utilizada en detrimento de la sociedad.</w:t>
+        <w:t xml:space="preserve"> anteriores a las demás reuniones. El ejercicio de este derecho se sujetará a las reglas del artículo 48 de la Ley 222 de 1995 y no podrá extenderse a documentos que versen sobre secretos industriales o cuya divulgación pueda ser utilizada en detrimento de la sociedad.</w:t>
       </w:r>
     </w:p>
     <w:p>
@@ -5979,7 +5997,7 @@
           <w:i w:val="0"/>
           <w:u w:val="none"/>
         </w:rPr>
-        <w:t xml:space="preserve">Las causales de disolución previstas en los numerales 1.º, 2.º, 4.º y 6.º del artículo anterior podrán ser </w:t>
+        <w:t xml:space="preserve">Podrá evitarse la disolución de la sociedad mediante la adopción de las medidas a que hubiere lugar según la causal ocurrida, siempre que el enervamiento se produzca dentro de los </w:t>
       </w:r>
       <w:r>
         <w:rPr>
@@ -5988,7 +6006,7 @@
           <w:i w:val="0"/>
           <w:u w:val="none"/>
         </w:rPr>
-        <w:t>enervadas</w:t>
+        <w:t>seis (6) meses</w:t>
       </w:r>
       <w:r>
         <w:rPr>
@@ -5997,7 +6015,7 @@
           <w:i w:val="0"/>
           <w:u w:val="none"/>
         </w:rPr>
-        <w:t xml:space="preserve"> mediante decisión de la asamblea general de accionistas adoptada dentro de los </w:t>
+        <w:t xml:space="preserve"> siguientes a la fecha en que la asamblea general de accionistas reconozca su acaecimiento. Ese plazo será de </w:t>
       </w:r>
       <w:r>
         <w:rPr>
@@ -6015,7 +6033,25 @@
           <w:i w:val="0"/>
           <w:u w:val="none"/>
         </w:rPr>
-        <w:t xml:space="preserve"> siguientes a la fecha en que la asamblea reconozca su acaecimiento, siempre que el acuerdo se adopte con las mayorías previstas en estos estatutos y no se afecten los derechos de terceros, conforme al artículo 35 de la Ley 1258 de 2008 y al artículo 4.º de la Ley 2069 de 2020.</w:t>
+        <w:t xml:space="preserve"> tratándose de la causal de </w:t>
+      </w:r>
+      <w:r>
+        <w:rPr>
+          <w:rFonts w:ascii="Times New Roman" w:hAnsi="Times New Roman"/>
+          <w:b/>
+          <w:i w:val="0"/>
+          <w:u w:val="none"/>
+        </w:rPr>
+        <w:t>no cumplimiento de la hipótesis de negocio en marcha</w:t>
+      </w:r>
+      <w:r>
+        <w:rPr>
+          <w:rFonts w:ascii="Times New Roman" w:hAnsi="Times New Roman"/>
+          <w:b w:val="0"/>
+          <w:i w:val="0"/>
+          <w:u w:val="none"/>
+        </w:rPr>
+        <w:t xml:space="preserve"> prevista en el numeral 6.º del artículo anterior, por remisión del inciso segundo del artículo 35 de la Ley 1258 de 2008, cuyo supuesto original —la disolución por pérdidas del derogado numeral 7.º del artículo 34— se entiende hoy referido a aquella causal en virtud del parágrafo primero del artículo 4.º de la Ley 2069 de 2020. En todo caso, el acuerdo deberá adoptarse con las mayorías previstas en estos estatutos y sin afectar los derechos de terceros.</w:t>
       </w:r>
     </w:p>
     <w:p>
@@ -6151,7 +6187,7 @@
           <w:i w:val="0"/>
           <w:u w:val="none"/>
         </w:rPr>
-        <w:t>setenta por ciento (70 %) de las acciones suscritas</w:t>
+        <w:t>setenta por ciento (70 %) de las acciones suscritas restantes</w:t>
       </w:r>
       <w:r>
         <w:rPr>
@@ -6160,7 +6196,7 @@
           <w:i w:val="0"/>
           <w:u w:val="none"/>
         </w:rPr>
-        <w:t>, excluido el voto del accionista destinatario de la medida, en los siguientes casos: (i) incumplimiento grave y reiterado de las obligaciones derivadas de estos estatutos o de acuerdos de accionistas debidamente depositados; (ii) realización de actos de competencia desleal frente a la sociedad; (iii) incumplimiento del deber de información sobre cambio de control previsto en el artículo 16 de estos estatutos; y (iv) condena penal ejecutoriada por delitos contra el patrimonio económico, la administración pública, el orden económico y social o el sistema financiero. El reembolso de la participación del accionista excluido se hará conforme al artículo 39 de la Ley 1258 de 2008 y a las reglas de valoración del artículo 14, literal e), de estos estatutos.</w:t>
+        <w:t>, esto es, excluidas del cómputo tanto el voto como las acciones del accionista destinatario de la medida, en los siguientes casos: (i) incumplimiento grave y reiterado de las obligaciones derivadas de estos estatutos o de acuerdos de accionistas debidamente depositados; (ii) realización de actos de competencia desleal frente a la sociedad; (iii) incumplimiento del deber de información sobre cambio de control previsto en el artículo 16 de estos estatutos; y (iv) condena penal ejecutoriada por delitos contra el patrimonio económico, la administración pública, el orden económico y social o el sistema financiero. El reembolso de la participación del accionista excluido se hará conforme al artículo 39 de la Ley 1258 de 2008 y a las reglas de valoración del artículo 14, literal e), de estos estatutos.</w:t>
       </w:r>
     </w:p>
     <w:p>
@@ -7356,53 +7392,9 @@
                 <w:rFonts w:ascii="Times New Roman" w:hAnsi="Times New Roman"/>
                 <w:b w:val="0"/>
                 <w:i w:val="0"/>
-                <w:u w:val="single"/>
+                <w:u w:val="none"/>
               </w:rPr>
-              <w:t>_</w:t>
-            </w:r>
-            <w:r>
-              <w:rPr>
-                <w:rFonts w:ascii="Times New Roman" w:hAnsi="Times New Roman"/>
-                <w:b w:val="0"/>
-                <w:i w:val="0"/>
-                <w:u w:val="single"/>
-              </w:rPr>
-              <w:t>_</w:t>
-            </w:r>
-            <w:r>
-              <w:rPr>
-                <w:rFonts w:ascii="Times New Roman" w:hAnsi="Times New Roman"/>
-                <w:b w:val="0"/>
-                <w:i w:val="0"/>
-                <w:u w:val="single"/>
-              </w:rPr>
-              <w:t>_</w:t>
-            </w:r>
-            <w:r>
-              <w:rPr>
-                <w:rFonts w:ascii="Times New Roman" w:hAnsi="Times New Roman"/>
-                <w:b w:val="0"/>
-                <w:i w:val="0"/>
-                <w:u w:val="single"/>
-              </w:rPr>
-              <w:t>_</w:t>
-            </w:r>
-            <w:r>
-              <w:rPr>
-                <w:rFonts w:ascii="Times New Roman" w:hAnsi="Times New Roman"/>
-                <w:b w:val="0"/>
-                <w:i w:val="0"/>
-                <w:u w:val="single"/>
-              </w:rPr>
-              <w:t>_</w:t>
-            </w:r>
-            <w:r>
-              <w:rPr>
-                <w:rFonts w:ascii="Times New Roman" w:hAnsi="Times New Roman"/>
-                <w:b w:val="0"/>
-                <w:i w:val="0"/>
-                <w:u w:val="single"/>
-              </w:rPr>
+              <w:t>____________________________</w:t>
             </w:r>
           </w:p>
           <w:p>
@@ -7464,53 +7456,9 @@
                 <w:rFonts w:ascii="Times New Roman" w:hAnsi="Times New Roman"/>
                 <w:b w:val="0"/>
                 <w:i w:val="0"/>
-                <w:u w:val="single"/>
+                <w:u w:val="none"/>
               </w:rPr>
-              <w:t>_</w:t>
-            </w:r>
-            <w:r>
-              <w:rPr>
-                <w:rFonts w:ascii="Times New Roman" w:hAnsi="Times New Roman"/>
-                <w:b w:val="0"/>
-                <w:i w:val="0"/>
-                <w:u w:val="single"/>
-              </w:rPr>
-              <w:t>_</w:t>
-            </w:r>
-            <w:r>
-              <w:rPr>
-                <w:rFonts w:ascii="Times New Roman" w:hAnsi="Times New Roman"/>
-                <w:b w:val="0"/>
-                <w:i w:val="0"/>
-                <w:u w:val="single"/>
-              </w:rPr>
-              <w:t>_</w:t>
-            </w:r>
-            <w:r>
-              <w:rPr>
-                <w:rFonts w:ascii="Times New Roman" w:hAnsi="Times New Roman"/>
-                <w:b w:val="0"/>
-                <w:i w:val="0"/>
-                <w:u w:val="single"/>
-              </w:rPr>
-              <w:t>_</w:t>
-            </w:r>
-            <w:r>
-              <w:rPr>
-                <w:rFonts w:ascii="Times New Roman" w:hAnsi="Times New Roman"/>
-                <w:b w:val="0"/>
-                <w:i w:val="0"/>
-                <w:u w:val="single"/>
-              </w:rPr>
-              <w:t>_</w:t>
-            </w:r>
-            <w:r>
-              <w:rPr>
-                <w:rFonts w:ascii="Times New Roman" w:hAnsi="Times New Roman"/>
-                <w:b w:val="0"/>
-                <w:i w:val="0"/>
-                <w:u w:val="single"/>
-              </w:rPr>
+              <w:t>____________________________</w:t>
             </w:r>
           </w:p>
           <w:p>

--- a/constitucion_sas_nova_bienestar/docx/01_Documento_privado_de_constitucion_NOVA_BIENESTAR_INTEGRAL_SAS.docx
+++ b/constitucion_sas_nova_bienestar/docx/01_Documento_privado_de_constitucion_NOVA_BIENESTAR_INTEGRAL_SAS.docx
@@ -2152,6 +2152,62 @@
       <w:r>
         <w:rPr>
           <w:rFonts w:ascii="Times New Roman" w:hAnsi="Times New Roman"/>
+          <w:b/>
+          <w:i w:val="0"/>
+          <w:u w:val="none"/>
+        </w:rPr>
+        <w:t>TÉRMINO PARA EL PAGO DEL CAPITAL SUSCRITO.</w:t>
+      </w:r>
+      <w:r>
+        <w:rPr>
+          <w:rFonts w:ascii="Times New Roman" w:hAnsi="Times New Roman"/>
+          <w:b w:val="0"/>
+          <w:i w:val="0"/>
+          <w:u w:val="none"/>
+        </w:rPr>
+        <w:t xml:space="preserve"> En cumplimiento de lo exigido por el artículo 9.º de la Ley 1258 de 2008 y por la guía registral de la Cámara de Comercio de Medellín para Antioquia, los accionistas declaran de manera expresa que </w:t>
+      </w:r>
+      <w:r>
+        <w:rPr>
+          <w:rFonts w:ascii="Times New Roman" w:hAnsi="Times New Roman"/>
+          <w:b/>
+          <w:i w:val="0"/>
+          <w:u w:val="none"/>
+        </w:rPr>
+        <w:t>el término para el pago de la totalidad del capital suscrito es el mismo acto de constitución</w:t>
+      </w:r>
+      <w:r>
+        <w:rPr>
+          <w:rFonts w:ascii="Times New Roman" w:hAnsi="Times New Roman"/>
+          <w:b w:val="0"/>
+          <w:i w:val="0"/>
+          <w:u w:val="none"/>
+        </w:rPr>
+        <w:t xml:space="preserve">, esto es, el primero (1) de octubre de dos mil veintiséis (2026), fecha en la cual quedó pagado el cien por ciento (100 %) de las acciones suscritas. En consecuencia, </w:t>
+      </w:r>
+      <w:r>
+        <w:rPr>
+          <w:rFonts w:ascii="Times New Roman" w:hAnsi="Times New Roman"/>
+          <w:b/>
+          <w:i w:val="0"/>
+          <w:u w:val="none"/>
+        </w:rPr>
+        <w:t>el término de pago no excede de dos (2) años</w:t>
+      </w:r>
+      <w:r>
+        <w:rPr>
+          <w:rFonts w:ascii="Times New Roman" w:hAnsi="Times New Roman"/>
+          <w:b w:val="0"/>
+          <w:i w:val="0"/>
+          <w:u w:val="none"/>
+        </w:rPr>
+        <w:t xml:space="preserve"> contados desde la suscripción, y a la fecha de este documento no existe saldo alguno pendiente de pago.</w:t>
+      </w:r>
+    </w:p>
+    <w:p>
+      <w:r>
+        <w:rPr>
+          <w:rFonts w:ascii="Times New Roman" w:hAnsi="Times New Roman"/>
           <w:b w:val="0"/>
           <w:i w:val="0"/>
           <w:u w:val="none"/>

--- a/constitucion_sas_nova_bienestar/docx/01_Documento_privado_de_constitucion_NOVA_BIENESTAR_INTEGRAL_SAS.docx
+++ b/constitucion_sas_nova_bienestar/docx/01_Documento_privado_de_constitucion_NOVA_BIENESTAR_INTEGRAL_SAS.docx
@@ -194,7 +194,7 @@
           <w:i w:val="0"/>
           <w:u w:val="none"/>
         </w:rPr>
-        <w:t xml:space="preserve">, han convenido constituir —y por este acto constituyen— una </w:t>
+        <w:t xml:space="preserve">, han convenido constituir, y por este acto constituyen, una </w:t>
       </w:r>
       <w:r>
         <w:rPr>
@@ -274,7 +274,7 @@
           <w:sz w:val="24"/>
           <w:u w:val="none"/>
         </w:rPr>
-        <w:t>Artículo 1.º — Naturaleza y régimen jurídico aplicable</w:t>
+        <w:t>Artículo 1.º Naturaleza y régimen jurídico aplicable</w:t>
       </w:r>
     </w:p>
     <w:p>
@@ -389,7 +389,7 @@
           <w:sz w:val="24"/>
           <w:u w:val="none"/>
         </w:rPr>
-        <w:t>Artículo 2.º — Denominación social</w:t>
+        <w:t>Artículo 2.º Denominación social</w:t>
       </w:r>
     </w:p>
     <w:p>
@@ -455,7 +455,7 @@
           <w:sz w:val="24"/>
           <w:u w:val="none"/>
         </w:rPr>
-        <w:t>Artículo 3.º — Domicilio principal y sucursales</w:t>
+        <w:t>Artículo 3.º Domicilio principal y sucursales</w:t>
       </w:r>
     </w:p>
     <w:p>
@@ -622,7 +622,7 @@
           <w:sz w:val="24"/>
           <w:u w:val="none"/>
         </w:rPr>
-        <w:t>Artículo 4.º — Objeto social</w:t>
+        <w:t>Artículo 4.º Objeto social</w:t>
       </w:r>
     </w:p>
     <w:p>
@@ -954,7 +954,7 @@
           <w:sz w:val="24"/>
           <w:u w:val="none"/>
         </w:rPr>
-        <w:t>Artículo 5.º — Duración</w:t>
+        <w:t>Artículo 5.º Duración</w:t>
       </w:r>
     </w:p>
     <w:p>
@@ -1017,7 +1017,7 @@
           <w:sz w:val="24"/>
           <w:u w:val="none"/>
         </w:rPr>
-        <w:t>Artículo 6.º — Capital autorizado</w:t>
+        <w:t>Artículo 6.º Capital autorizado</w:t>
       </w:r>
     </w:p>
     <w:p>
@@ -1117,7 +1117,7 @@
           <w:sz w:val="24"/>
           <w:u w:val="none"/>
         </w:rPr>
-        <w:t>Artículo 7.º — Capital suscrito</w:t>
+        <w:t>Artículo 7.º Capital suscrito</w:t>
       </w:r>
     </w:p>
     <w:p>
@@ -1706,7 +1706,7 @@
           <w:sz w:val="24"/>
           <w:u w:val="none"/>
         </w:rPr>
-        <w:t>Artículo 8.º — Capital pagado y forma de pago</w:t>
+        <w:t>Artículo 8.º Capital pagado y forma de pago</w:t>
       </w:r>
     </w:p>
     <w:p>
@@ -2343,7 +2343,7 @@
           <w:sz w:val="24"/>
           <w:u w:val="none"/>
         </w:rPr>
-        <w:t>Artículo 9.º — Clases de acciones</w:t>
+        <w:t>Artículo 9.º Clases de acciones</w:t>
       </w:r>
     </w:p>
     <w:p>
@@ -2427,7 +2427,7 @@
           <w:sz w:val="24"/>
           <w:u w:val="none"/>
         </w:rPr>
-        <w:t>Artículo 10 — Voto singular y voto múltiple</w:t>
+        <w:t>Artículo 10. Voto singular y voto múltiple</w:t>
       </w:r>
     </w:p>
     <w:p>
@@ -2491,7 +2491,7 @@
           <w:sz w:val="24"/>
           <w:u w:val="none"/>
         </w:rPr>
-        <w:t>Artículo 11 — Títulos de las acciones</w:t>
+        <w:t>Artículo 11. Títulos de las acciones</w:t>
       </w:r>
     </w:p>
     <w:p>
@@ -2537,7 +2537,7 @@
           <w:sz w:val="24"/>
           <w:u w:val="none"/>
         </w:rPr>
-        <w:t>Artículo 12 — Libro de registro de accionistas</w:t>
+        <w:t>Artículo 12. Libro de registro de accionistas</w:t>
       </w:r>
     </w:p>
     <w:p>
@@ -2583,7 +2583,7 @@
           <w:sz w:val="24"/>
           <w:u w:val="none"/>
         </w:rPr>
-        <w:t>Artículo 13 — Derecho de preferencia en la suscripción de acciones</w:t>
+        <w:t>Artículo 13. Derecho de preferencia en la suscripción de acciones</w:t>
       </w:r>
     </w:p>
     <w:p>
@@ -2685,7 +2685,7 @@
           <w:sz w:val="24"/>
           <w:u w:val="none"/>
         </w:rPr>
-        <w:t>Artículo 14 — Derecho de preferencia en la negociación de acciones</w:t>
+        <w:t>Artículo 14. Derecho de preferencia en la negociación de acciones</w:t>
       </w:r>
     </w:p>
     <w:p>
@@ -2895,7 +2895,7 @@
           <w:sz w:val="24"/>
           <w:u w:val="none"/>
         </w:rPr>
-        <w:t>Artículo 15 — Autorización previa para la transferencia de acciones</w:t>
+        <w:t>Artículo 15. Autorización previa para la transferencia de acciones</w:t>
       </w:r>
     </w:p>
     <w:p>
@@ -2995,7 +2995,7 @@
           <w:sz w:val="24"/>
           <w:u w:val="none"/>
         </w:rPr>
-        <w:t>Artículo 16 — Cambio de control en sociedad accionista</w:t>
+        <w:t>Artículo 16. Cambio de control en sociedad accionista</w:t>
       </w:r>
     </w:p>
     <w:p>
@@ -3095,7 +3095,7 @@
           <w:sz w:val="24"/>
           <w:u w:val="none"/>
         </w:rPr>
-        <w:t>Artículo 17 — Aumento, disminución y demás reformas al capital</w:t>
+        <w:t>Artículo 17. Aumento, disminución y demás reformas al capital</w:t>
       </w:r>
     </w:p>
     <w:p>
@@ -3214,7 +3214,7 @@
           <w:sz w:val="24"/>
           <w:u w:val="none"/>
         </w:rPr>
-        <w:t>Artículo 18 — Composición y naturaleza</w:t>
+        <w:t>Artículo 18. Composición y naturaleza</w:t>
       </w:r>
     </w:p>
     <w:p>
@@ -3260,7 +3260,7 @@
           <w:sz w:val="24"/>
           <w:u w:val="none"/>
         </w:rPr>
-        <w:t>Artículo 19 — Reuniones ordinarias y extraordinarias</w:t>
+        <w:t>Artículo 19. Reuniones ordinarias y extraordinarias</w:t>
       </w:r>
     </w:p>
     <w:p>
@@ -3389,7 +3389,7 @@
           <w:sz w:val="24"/>
           <w:u w:val="none"/>
         </w:rPr>
-        <w:t>Artículo 20 — Convocatoria</w:t>
+        <w:t>Artículo 20. Convocatoria</w:t>
       </w:r>
     </w:p>
     <w:p>
@@ -3621,7 +3621,7 @@
           <w:sz w:val="24"/>
           <w:u w:val="none"/>
         </w:rPr>
-        <w:t>Artículo 21 — Reuniones no presenciales y voto por escrito</w:t>
+        <w:t>Artículo 21. Reuniones no presenciales y voto por escrito</w:t>
       </w:r>
     </w:p>
     <w:p>
@@ -3668,7 +3668,7 @@
           <w:i w:val="0"/>
           <w:u w:val="none"/>
         </w:rPr>
-        <w:t>, en los términos de los artículos 19 de la Ley 1258 de 2008 y 19, 20 y 21 de la Ley 222 de 1995, así como de la Ley 2069 de 2020. Para tal efecto, bastará la utilización de cualquier medio de comunicación simultánea o sucesiva —videoconferencia, telefonía, correo electrónico o plataformas digitales— que permita a la totalidad de los accionistas deliberar y decidir por comunicación simultánea o sucesiva. En el caso del voto por escrito, la decisión será válida cuando la totalidad de los accionistas expresen el sentido de su voto, aunque lo hagan en documentos separados, siempre que estos sean recibidos por el representante legal dentro del mes siguiente a la primera comunicación recibida.</w:t>
+        <w:t>, en los términos de los artículos 19 de la Ley 1258 de 2008 y 19, 20 y 21 de la Ley 222 de 1995, así como de la Ley 2069 de 2020. Para tal efecto, bastará la utilización de cualquier medio de comunicación simultánea o sucesiva (videoconferencia, telefonía, correo electrónico o plataformas digitales) que permita a la totalidad de los accionistas deliberar y decidir por comunicación simultánea o sucesiva. En el caso del voto por escrito, la decisión será válida cuando la totalidad de los accionistas expresen el sentido de su voto, aunque lo hagan en documentos separados, siempre que estos sean recibidos por el representante legal dentro del mes siguiente a la primera comunicación recibida.</w:t>
       </w:r>
     </w:p>
     <w:p>
@@ -3685,7 +3685,7 @@
           <w:sz w:val="24"/>
           <w:u w:val="none"/>
         </w:rPr>
-        <w:t>Artículo 22 — Representación de los accionistas</w:t>
+        <w:t>Artículo 22. Representación de los accionistas</w:t>
       </w:r>
     </w:p>
     <w:p>
@@ -3749,7 +3749,7 @@
           <w:sz w:val="24"/>
           <w:u w:val="none"/>
         </w:rPr>
-        <w:t>Artículo 23 — Quórum deliberatorio y mayorías decisorias</w:t>
+        <w:t>Artículo 23. Quórum deliberatorio y mayorías decisorias</w:t>
       </w:r>
     </w:p>
     <w:p>
@@ -3981,7 +3981,7 @@
           <w:sz w:val="24"/>
           <w:u w:val="none"/>
         </w:rPr>
-        <w:t>Artículo 24 — Actas</w:t>
+        <w:t>Artículo 24. Actas</w:t>
       </w:r>
     </w:p>
     <w:p>
@@ -4027,7 +4027,7 @@
           <w:sz w:val="24"/>
           <w:u w:val="none"/>
         </w:rPr>
-        <w:t>Artículo 25 — Funciones de la asamblea general de accionistas</w:t>
+        <w:t>Artículo 25. Funciones de la asamblea general de accionistas</w:t>
       </w:r>
     </w:p>
     <w:p>
@@ -4226,7 +4226,7 @@
           <w:sz w:val="24"/>
           <w:u w:val="none"/>
         </w:rPr>
-        <w:t>Artículo 26 — Estructura de la administración</w:t>
+        <w:t>Artículo 26. Estructura de la administración</w:t>
       </w:r>
     </w:p>
     <w:p>
@@ -4328,7 +4328,7 @@
           <w:sz w:val="24"/>
           <w:u w:val="none"/>
         </w:rPr>
-        <w:t>Artículo 27 — Representación legal</w:t>
+        <w:t>Artículo 27. Representación legal</w:t>
       </w:r>
     </w:p>
     <w:p>
@@ -4504,7 +4504,7 @@
           <w:sz w:val="24"/>
           <w:u w:val="none"/>
         </w:rPr>
-        <w:t>Artículo 28 — Facultades y limitaciones del representante legal</w:t>
+        <w:t>Artículo 28. Facultades y limitaciones del representante legal</w:t>
       </w:r>
     </w:p>
     <w:p>
@@ -4549,7 +4549,7 @@
           <w:i w:val="0"/>
           <w:u w:val="none"/>
         </w:rPr>
-        <w:t>Celebrar contratos de cualquier naturaleza —incluidos los de prestación de servicios, suministro, arrendamiento, compraventa, mutuo, mandato, transporte, seguro y trabajo— y constituir apoderados judiciales y extrajudiciales, delegándoles las facultades que estime convenientes.</w:t>
+        <w:t>Celebrar contratos de cualquier naturaleza (incluidos los de prestación de servicios, suministro, arrendamiento, compraventa, mutuo, mandato, transporte, seguro y trabajo) y constituir apoderados judiciales y extrajudiciales, delegándoles las facultades que estime convenientes.</w:t>
       </w:r>
     </w:p>
     <w:p>
@@ -4628,7 +4628,7 @@
           <w:i w:val="0"/>
           <w:u w:val="none"/>
         </w:rPr>
-        <w:t>Parágrafo primero — Limitación de cuantía.</w:t>
+        <w:t>Parágrafo primero. Limitación de cuantía.</w:t>
       </w:r>
       <w:r>
         <w:rPr>
@@ -4684,7 +4684,7 @@
           <w:i w:val="0"/>
           <w:u w:val="none"/>
         </w:rPr>
-        <w:t>Parágrafo segundo — Conflictos de interés.</w:t>
+        <w:t>Parágrafo segundo. Conflictos de interés.</w:t>
       </w:r>
       <w:r>
         <w:rPr>
@@ -4728,7 +4728,7 @@
           <w:sz w:val="24"/>
           <w:u w:val="none"/>
         </w:rPr>
-        <w:t>Artículo 29 — Deberes y responsabilidad de los administradores</w:t>
+        <w:t>Artículo 29. Deberes y responsabilidad de los administradores</w:t>
       </w:r>
     </w:p>
     <w:p>
@@ -4739,7 +4739,7 @@
           <w:i w:val="0"/>
           <w:u w:val="none"/>
         </w:rPr>
-        <w:t xml:space="preserve">Los administradores de la sociedad —representante legal principal, suplente y, cuando existan, los miembros de junta directiva y demás personas que detenten funciones de administración— deberán obrar de </w:t>
+        <w:t xml:space="preserve">Los administradores de la sociedad (representante legal principal, suplente y, cuando existan, los miembros de junta directiva y demás personas que detenten funciones de administración) deberán obrar de </w:t>
       </w:r>
       <w:r>
         <w:rPr>
@@ -4912,7 +4912,7 @@
           <w:sz w:val="24"/>
           <w:u w:val="none"/>
         </w:rPr>
-        <w:t>Artículo 30 — Revisoría fiscal</w:t>
+        <w:t>Artículo 30. Revisoría fiscal</w:t>
       </w:r>
     </w:p>
     <w:p>
@@ -5160,7 +5160,7 @@
           <w:sz w:val="24"/>
           <w:u w:val="none"/>
         </w:rPr>
-        <w:t>Artículo 31 — Derecho de inspección</w:t>
+        <w:t>Artículo 31. Derecho de inspección</w:t>
       </w:r>
     </w:p>
     <w:p>
@@ -5207,7 +5207,7 @@
           <w:i w:val="0"/>
           <w:u w:val="none"/>
         </w:rPr>
-        <w:t xml:space="preserve"> anteriores a la reunión de la asamblea general de accionistas en que se examinen los estados financieros de fin de ejercicio o se considere una transformación, fusión o escisión —término que coincide con el de la convocatoria previsto en el parágrafo primero del artículo 20 de estos estatutos— y durante los </w:t>
+        <w:t xml:space="preserve"> anteriores a la reunión de la asamblea general de accionistas en que se examinen los estados financieros de fin de ejercicio o se considere una transformación, fusión o escisión, término que coincide con el de la convocatoria previsto en el parágrafo primero del artículo 20 de estos estatutos, y durante los </w:t>
       </w:r>
       <w:r>
         <w:rPr>
@@ -5259,7 +5259,7 @@
           <w:sz w:val="24"/>
           <w:u w:val="none"/>
         </w:rPr>
-        <w:t>Artículo 32 — Ejercicio social y estados financieros</w:t>
+        <w:t>Artículo 32. Ejercicio social y estados financieros</w:t>
       </w:r>
     </w:p>
     <w:p>
@@ -5341,7 +5341,7 @@
           <w:sz w:val="24"/>
           <w:u w:val="none"/>
         </w:rPr>
-        <w:t>Artículo 33 — Reserva legal y reservas ocasionales</w:t>
+        <w:t>Artículo 33. Reserva legal y reservas ocasionales</w:t>
       </w:r>
     </w:p>
     <w:p>
@@ -5497,7 +5497,7 @@
           <w:sz w:val="24"/>
           <w:u w:val="none"/>
         </w:rPr>
-        <w:t>Artículo 34 — Distribución de utilidades</w:t>
+        <w:t>Artículo 34. Distribución de utilidades</w:t>
       </w:r>
     </w:p>
     <w:p>
@@ -5634,7 +5634,7 @@
           <w:sz w:val="24"/>
           <w:u w:val="none"/>
         </w:rPr>
-        <w:t>Artículo 35 — Cláusula compromisoria</w:t>
+        <w:t>Artículo 35. Cláusula compromisoria</w:t>
       </w:r>
     </w:p>
     <w:p>
@@ -5663,7 +5663,7 @@
           <w:i w:val="0"/>
           <w:u w:val="none"/>
         </w:rPr>
-        <w:t xml:space="preserve"> que surja entre los accionistas, o entre estos y la sociedad o sus administradores, con ocasión del contrato social o de la existencia, validez, interpretación, ejecución, cumplimiento, terminación o liquidación de la sociedad —incluida la impugnación de decisiones de la asamblea general de accionistas— se resolverá mediante </w:t>
+        <w:t xml:space="preserve"> que surja entre los accionistas, o entre estos y la sociedad o sus administradores, con ocasión del contrato social o de la existencia, validez, interpretación, ejecución, cumplimiento, terminación o liquidación de la sociedad, incluida la impugnación de decisiones de la asamblea general de accionistas, se resolverá mediante </w:t>
       </w:r>
       <w:r>
         <w:rPr>
@@ -5856,7 +5856,7 @@
           <w:sz w:val="24"/>
           <w:u w:val="none"/>
         </w:rPr>
-        <w:t>Artículo 36 — Causales de disolución</w:t>
+        <w:t>Artículo 36. Causales de disolución</w:t>
       </w:r>
     </w:p>
     <w:p>
@@ -6042,7 +6042,7 @@
           <w:sz w:val="24"/>
           <w:u w:val="none"/>
         </w:rPr>
-        <w:t>Artículo 37 — Enervamiento de las causales</w:t>
+        <w:t>Artículo 37. Enervamiento de las causales</w:t>
       </w:r>
     </w:p>
     <w:p>
@@ -6107,7 +6107,7 @@
           <w:i w:val="0"/>
           <w:u w:val="none"/>
         </w:rPr>
-        <w:t xml:space="preserve"> prevista en el numeral 6.º del artículo anterior, por remisión del inciso segundo del artículo 35 de la Ley 1258 de 2008, cuyo supuesto original —la disolución por pérdidas del derogado numeral 7.º del artículo 34— se entiende hoy referido a aquella causal en virtud del parágrafo primero del artículo 4.º de la Ley 2069 de 2020. En todo caso, el acuerdo deberá adoptarse con las mayorías previstas en estos estatutos y sin afectar los derechos de terceros.</w:t>
+        <w:t xml:space="preserve"> prevista en el numeral 6.º del artículo anterior, por remisión del inciso segundo del artículo 35 de la Ley 1258 de 2008, cuyo supuesto original, la disolución por pérdidas del derogado numeral 7.º del artículo 34, se entiende hoy referido a aquella causal en virtud del parágrafo primero del artículo 4.º de la Ley 2069 de 2020. En todo caso, el acuerdo deberá adoptarse con las mayorías previstas en estos estatutos y sin afectar los derechos de terceros.</w:t>
       </w:r>
     </w:p>
     <w:p>
@@ -6124,7 +6124,7 @@
           <w:sz w:val="24"/>
           <w:u w:val="none"/>
         </w:rPr>
-        <w:t>Artículo 38 — Liquidación</w:t>
+        <w:t>Artículo 38. Liquidación</w:t>
       </w:r>
     </w:p>
     <w:p>
@@ -6205,7 +6205,7 @@
           <w:sz w:val="24"/>
           <w:u w:val="none"/>
         </w:rPr>
-        <w:t>Artículo 39 — Exclusión de accionistas</w:t>
+        <w:t>Artículo 39. Exclusión de accionistas</w:t>
       </w:r>
     </w:p>
     <w:p>
@@ -6269,7 +6269,7 @@
           <w:sz w:val="24"/>
           <w:u w:val="none"/>
         </w:rPr>
-        <w:t>Artículo 40 — Acuerdos de accionistas</w:t>
+        <w:t>Artículo 40. Acuerdos de accionistas</w:t>
       </w:r>
     </w:p>
     <w:p>
@@ -6351,7 +6351,7 @@
           <w:sz w:val="24"/>
           <w:u w:val="none"/>
         </w:rPr>
-        <w:t>Artículo 41 — Tratamiento de datos personales y cumplimiento normativo</w:t>
+        <w:t>Artículo 41. Tratamiento de datos personales y cumplimiento normativo</w:t>
       </w:r>
     </w:p>
     <w:p>
@@ -6451,7 +6451,7 @@
           <w:sz w:val="24"/>
           <w:u w:val="none"/>
         </w:rPr>
-        <w:t>Artículo 42 — Remisión normativa</w:t>
+        <w:t>Artículo 42. Remisión normativa</w:t>
       </w:r>
     </w:p>
     <w:p>
@@ -6550,7 +6550,7 @@
           <w:sz w:val="24"/>
           <w:u w:val="none"/>
         </w:rPr>
-        <w:t>Artículo transitorio 1.º — Nombramientos</w:t>
+        <w:t>Artículo transitorio 1.º Nombramientos</w:t>
       </w:r>
     </w:p>
     <w:p>
@@ -6837,7 +6837,7 @@
           <w:sz w:val="24"/>
           <w:u w:val="none"/>
         </w:rPr>
-        <w:t>Artículo transitorio 2.º — Establecimiento de comercio</w:t>
+        <w:t>Artículo transitorio 2.º Establecimiento de comercio</w:t>
       </w:r>
     </w:p>
     <w:p>
@@ -6937,7 +6937,7 @@
           <w:sz w:val="24"/>
           <w:u w:val="none"/>
         </w:rPr>
-        <w:t>Artículo transitorio 3.º — Autorización para el trámite de registro</w:t>
+        <w:t>Artículo transitorio 3.º Autorización para el trámite de registro</w:t>
       </w:r>
     </w:p>
     <w:p>
@@ -7055,7 +7055,7 @@
           <w:sz w:val="24"/>
           <w:u w:val="none"/>
         </w:rPr>
-        <w:t>Artículo transitorio 4.º — Declaración sobre beneficios de la Ley 1780 de 2016</w:t>
+        <w:t>Artículo transitorio 4.º Declaración sobre beneficios de la Ley 1780 de 2016</w:t>
       </w:r>
     </w:p>
     <w:p>
@@ -7173,7 +7173,7 @@
           <w:sz w:val="24"/>
           <w:u w:val="none"/>
         </w:rPr>
-        <w:t>Artículo transitorio 5.º — Declaración sobre el origen de los recursos</w:t>
+        <w:t>Artículo transitorio 5.º Declaración sobre el origen de los recursos</w:t>
       </w:r>
     </w:p>
     <w:p>
@@ -7219,7 +7219,7 @@
           <w:sz w:val="24"/>
           <w:u w:val="none"/>
         </w:rPr>
-        <w:t>Artículo transitorio 6.º — Información estadística para el Registro Único Empresarial y Social</w:t>
+        <w:t>Artículo transitorio 6.º Información estadística para el Registro Único Empresarial y Social</w:t>
       </w:r>
     </w:p>
     <w:p>
@@ -7230,7 +7230,7 @@
           <w:i w:val="0"/>
           <w:u w:val="none"/>
         </w:rPr>
-        <w:t xml:space="preserve">Para efectos del diligenciamiento de los formularios del Registro Único Empresarial y Social (RUES), los accionistas dejan constancia de la siguiente información: </w:t>
+        <w:t xml:space="preserve">Para efectos del diligenciamiento de los formularios del Registro Único Empresarial y Social (RUES), los accionistas dejan constancia de la siguiente información. </w:t>
       </w:r>
       <w:r>
         <w:rPr>
@@ -7239,16 +7239,16 @@
           <w:i w:val="0"/>
           <w:u w:val="none"/>
         </w:rPr>
-        <w:t>actividad económica principal</w:t>
-      </w:r>
-      <w:r>
-        <w:rPr>
-          <w:rFonts w:ascii="Times New Roman" w:hAnsi="Times New Roman"/>
-          <w:b w:val="0"/>
-          <w:i w:val="0"/>
-          <w:u w:val="none"/>
-        </w:rPr>
-        <w:t xml:space="preserve"> — CIIU 8692 (actividades de apoyo terapéutico); </w:t>
+        <w:t>Actividad económica principal:</w:t>
+      </w:r>
+      <w:r>
+        <w:rPr>
+          <w:rFonts w:ascii="Times New Roman" w:hAnsi="Times New Roman"/>
+          <w:b w:val="0"/>
+          <w:i w:val="0"/>
+          <w:u w:val="none"/>
+        </w:rPr>
+        <w:t xml:space="preserve"> CIIU 8692, actividades de apoyo terapéutico. </w:t>
       </w:r>
       <w:r>
         <w:rPr>
@@ -7257,16 +7257,16 @@
           <w:i w:val="0"/>
           <w:u w:val="none"/>
         </w:rPr>
-        <w:t>actividades secundarias</w:t>
-      </w:r>
-      <w:r>
-        <w:rPr>
-          <w:rFonts w:ascii="Times New Roman" w:hAnsi="Times New Roman"/>
-          <w:b w:val="0"/>
-          <w:i w:val="0"/>
-          <w:u w:val="none"/>
-        </w:rPr>
-        <w:t xml:space="preserve"> — CIIU 9311 (gestión de instalaciones deportivas) y CIIU 9609 (otras actividades de servicios personales n.c.p.); </w:t>
+        <w:t>Actividades secundarias:</w:t>
+      </w:r>
+      <w:r>
+        <w:rPr>
+          <w:rFonts w:ascii="Times New Roman" w:hAnsi="Times New Roman"/>
+          <w:b w:val="0"/>
+          <w:i w:val="0"/>
+          <w:u w:val="none"/>
+        </w:rPr>
+        <w:t xml:space="preserve"> CIIU 9311, gestión de instalaciones deportivas, y CIIU 9609, otras actividades de servicios personales n.c.p. </w:t>
       </w:r>
       <w:r>
         <w:rPr>
@@ -7275,16 +7275,16 @@
           <w:i w:val="0"/>
           <w:u w:val="none"/>
         </w:rPr>
-        <w:t>número total de trabajadores</w:t>
-      </w:r>
-      <w:r>
-        <w:rPr>
-          <w:rFonts w:ascii="Times New Roman" w:hAnsi="Times New Roman"/>
-          <w:b w:val="0"/>
-          <w:i w:val="0"/>
-          <w:u w:val="none"/>
-        </w:rPr>
-        <w:t xml:space="preserve"> — nueve (9); </w:t>
+        <w:t>Número total de trabajadores:</w:t>
+      </w:r>
+      <w:r>
+        <w:rPr>
+          <w:rFonts w:ascii="Times New Roman" w:hAnsi="Times New Roman"/>
+          <w:b w:val="0"/>
+          <w:i w:val="0"/>
+          <w:u w:val="none"/>
+        </w:rPr>
+        <w:t xml:space="preserve"> nueve (9). </w:t>
       </w:r>
       <w:r>
         <w:rPr>
@@ -7293,16 +7293,16 @@
           <w:i w:val="0"/>
           <w:u w:val="none"/>
         </w:rPr>
-        <w:t>número de trabajadoras mujeres</w:t>
-      </w:r>
-      <w:r>
-        <w:rPr>
-          <w:rFonts w:ascii="Times New Roman" w:hAnsi="Times New Roman"/>
-          <w:b w:val="0"/>
-          <w:i w:val="0"/>
-          <w:u w:val="none"/>
-        </w:rPr>
-        <w:t xml:space="preserve"> — cinco (5); </w:t>
+        <w:t>Número de trabajadoras mujeres:</w:t>
+      </w:r>
+      <w:r>
+        <w:rPr>
+          <w:rFonts w:ascii="Times New Roman" w:hAnsi="Times New Roman"/>
+          <w:b w:val="0"/>
+          <w:i w:val="0"/>
+          <w:u w:val="none"/>
+        </w:rPr>
+        <w:t xml:space="preserve"> cinco (5). </w:t>
       </w:r>
       <w:r>
         <w:rPr>
@@ -7311,16 +7311,16 @@
           <w:i w:val="0"/>
           <w:u w:val="none"/>
         </w:rPr>
-        <w:t>número de mujeres en cargos directivos</w:t>
-      </w:r>
-      <w:r>
-        <w:rPr>
-          <w:rFonts w:ascii="Times New Roman" w:hAnsi="Times New Roman"/>
-          <w:b w:val="0"/>
-          <w:i w:val="0"/>
-          <w:u w:val="none"/>
-        </w:rPr>
-        <w:t xml:space="preserve"> — dos (2); </w:t>
+        <w:t>Número de mujeres en cargos directivos:</w:t>
+      </w:r>
+      <w:r>
+        <w:rPr>
+          <w:rFonts w:ascii="Times New Roman" w:hAnsi="Times New Roman"/>
+          <w:b w:val="0"/>
+          <w:i w:val="0"/>
+          <w:u w:val="none"/>
+        </w:rPr>
+        <w:t xml:space="preserve"> dos (2). </w:t>
       </w:r>
       <w:r>
         <w:rPr>
@@ -7329,16 +7329,16 @@
           <w:i w:val="0"/>
           <w:u w:val="none"/>
         </w:rPr>
-        <w:t>porcentaje de empleados temporales</w:t>
-      </w:r>
-      <w:r>
-        <w:rPr>
-          <w:rFonts w:ascii="Times New Roman" w:hAnsi="Times New Roman"/>
-          <w:b w:val="0"/>
-          <w:i w:val="0"/>
-          <w:u w:val="none"/>
-        </w:rPr>
-        <w:t xml:space="preserve"> — cero por ciento (0 %); </w:t>
+        <w:t>Porcentaje de empleados temporales:</w:t>
+      </w:r>
+      <w:r>
+        <w:rPr>
+          <w:rFonts w:ascii="Times New Roman" w:hAnsi="Times New Roman"/>
+          <w:b w:val="0"/>
+          <w:i w:val="0"/>
+          <w:u w:val="none"/>
+        </w:rPr>
+        <w:t xml:space="preserve"> cero por ciento (0 %). </w:t>
       </w:r>
       <w:r>
         <w:rPr>
@@ -7347,16 +7347,16 @@
           <w:i w:val="0"/>
           <w:u w:val="none"/>
         </w:rPr>
-        <w:t>procesos de innovación implementados</w:t>
-      </w:r>
-      <w:r>
-        <w:rPr>
-          <w:rFonts w:ascii="Times New Roman" w:hAnsi="Times New Roman"/>
-          <w:b w:val="0"/>
-          <w:i w:val="0"/>
-          <w:u w:val="none"/>
-        </w:rPr>
-        <w:t xml:space="preserve"> — no; </w:t>
+        <w:t>Procesos de innovación implementados:</w:t>
+      </w:r>
+      <w:r>
+        <w:rPr>
+          <w:rFonts w:ascii="Times New Roman" w:hAnsi="Times New Roman"/>
+          <w:b w:val="0"/>
+          <w:i w:val="0"/>
+          <w:u w:val="none"/>
+        </w:rPr>
+        <w:t xml:space="preserve"> ninguno. </w:t>
       </w:r>
       <w:r>
         <w:rPr>
@@ -7365,16 +7365,16 @@
           <w:i w:val="0"/>
           <w:u w:val="none"/>
         </w:rPr>
-        <w:t>condición de importador, exportador o usuario aduanero</w:t>
-      </w:r>
-      <w:r>
-        <w:rPr>
-          <w:rFonts w:ascii="Times New Roman" w:hAnsi="Times New Roman"/>
-          <w:b w:val="0"/>
-          <w:i w:val="0"/>
-          <w:u w:val="none"/>
-        </w:rPr>
-        <w:t xml:space="preserve"> — no aplica.</w:t>
+        <w:t>Condición de importador, exportador o usuario aduanero:</w:t>
+      </w:r>
+      <w:r>
+        <w:rPr>
+          <w:rFonts w:ascii="Times New Roman" w:hAnsi="Times New Roman"/>
+          <w:b w:val="0"/>
+          <w:i w:val="0"/>
+          <w:u w:val="none"/>
+        </w:rPr>
+        <w:t xml:space="preserve"> no aplica.</w:t>
       </w:r>
     </w:p>
     <w:p>
@@ -7683,7 +7683,7 @@
         <w:color w:val="555555"/>
         <w:sz w:val="16"/>
       </w:rPr>
-      <w:t>NOVA BIENESTAR INTEGRAL S.A.S. — Documento privado de constitución</w:t>
+      <w:t>NOVA BIENESTAR INTEGRAL S.A.S. Documento privado de constitución</w:t>
     </w:r>
   </w:p>
 </w:hdr>
